--- a/spa/docx/14.content.docx
+++ b/spa/docx/14.content.docx
@@ -19,7 +19,7 @@
         <w:rPr>
           <w:lang w:val="es_ES" w:bidi="es_ES"/>
         </w:rPr>
-        <w:t>Resource: Notas de Estudio - Introducciones a los Libros (Tyndale)</w:t>
+        <w:t>Resource: Tyndale Open Study Notes</w:t>
       </w:r>
       <w:r>
         <w:rPr>
@@ -112,7 +112,7 @@
         <w:rPr>
           <w:lang w:val="es_ES" w:bidi="es_ES"/>
         </w:rPr>
-        <w:t>Notas de Estudio - Introducciones a los Libros (Tyndale)</w:t>
+        <w:t>Tyndale Open Study Notes</w:t>
       </w:r>
     </w:p>
     <w:p>

--- a/spa/docx/14.content.docx
+++ b/spa/docx/14.content.docx
@@ -19,7 +19,7 @@
         <w:rPr>
           <w:lang w:val="es_ES" w:bidi="es_ES"/>
         </w:rPr>
-        <w:t>Resource: Tyndale Open Study Notes</w:t>
+        <w:t>Resource: Aquifer Open Study Notes (Book Intros)</w:t>
       </w:r>
       <w:r>
         <w:rPr>
@@ -112,7 +112,7 @@
         <w:rPr>
           <w:lang w:val="es_ES" w:bidi="es_ES"/>
         </w:rPr>
-        <w:t>Tyndale Open Study Notes</w:t>
+        <w:t>Aquifer Open Study Notes (Book Intros)</w:t>
       </w:r>
     </w:p>
     <w:p>

--- a/spa/docx/14.content.docx
+++ b/spa/docx/14.content.docx
@@ -257,18 +257,12 @@
         </w:rPr>
         <w:t>” (</w:t>
       </w:r>
-      <w:hyperlink r:id="rId13">
-        <w:r>
-          <w:rPr>
-            <w:lang w:val="es_ES" w:bidi="es_ES"/>
-          </w:rPr>
-          <w:rPr>
-            <w:color w:val="0000EE"/>
-            <w:u w:val="single"/>
-          </w:rPr>
-          <w:t>2 Cro 20:20</w:t>
-        </w:r>
-      </w:hyperlink>
+      <w:r>
+        <w:rPr>
+          <w:lang w:val="es_ES" w:bidi="es_ES"/>
+        </w:rPr>
+        <w:t>2 Cro 20:20</w:t>
+      </w:r>
       <w:r>
         <w:rPr>
           <w:lang w:val="es_ES" w:bidi="es_ES"/>
@@ -351,36 +345,24 @@
         </w:rPr>
         <w:t>Los primeros nueve capítulos de 2 Crónicas se enfocan en el reinado de Salomón. Gran parte de esta narrativa se refiere a la construcción del templo y a la provisión para los sacerdotes. La oración de Salomón y la respuesta de Dios son centrales en el relato del cronista sobre Salomón (</w:t>
       </w:r>
-      <w:hyperlink r:id="rId14">
-        <w:r>
-          <w:rPr>
-            <w:lang w:val="es_ES" w:bidi="es_ES"/>
-          </w:rPr>
-          <w:rPr>
-            <w:color w:val="0000EE"/>
-            <w:u w:val="single"/>
-          </w:rPr>
-          <w:t>6:1–7:22</w:t>
-        </w:r>
-      </w:hyperlink>
+      <w:r>
+        <w:rPr>
+          <w:lang w:val="es_ES" w:bidi="es_ES"/>
+        </w:rPr>
+        <w:t>6:1–7:22</w:t>
+      </w:r>
       <w:r>
         <w:rPr>
           <w:lang w:val="es_ES" w:bidi="es_ES"/>
         </w:rPr>
         <w:t>). Dios respondió a la oración de Salomón en una visión que expresó la perspectiva teológica del cronista (</w:t>
       </w:r>
-      <w:hyperlink r:id="rId15">
-        <w:r>
-          <w:rPr>
-            <w:lang w:val="es_ES" w:bidi="es_ES"/>
-          </w:rPr>
-          <w:rPr>
-            <w:color w:val="0000EE"/>
-            <w:u w:val="single"/>
-          </w:rPr>
-          <w:t>7:12–22</w:t>
-        </w:r>
-      </w:hyperlink>
+      <w:r>
+        <w:rPr>
+          <w:lang w:val="es_ES" w:bidi="es_ES"/>
+        </w:rPr>
+        <w:t>7:12–22</w:t>
+      </w:r>
       <w:r>
         <w:rPr>
           <w:lang w:val="es_ES" w:bidi="es_ES"/>
@@ -401,18 +383,12 @@
         </w:rPr>
         <w:t xml:space="preserve">Tras registrar la división de la monarquía, el cronista se enfocó casi exclusivamente en el reino del sur de Judá. Asociaba la continuidad del reino y el futuro de Israel con la dinastía de David y el templo en Jerusalén. Sin embargo, los descendientes de David que gobernaron Judá no siempre fueron ejemplos de obediencia. Mientras tanto, el reino del norte, Israel, a veces actuaba correctamente (por ejemplo, </w:t>
       </w:r>
-      <w:hyperlink r:id="rId16">
-        <w:r>
-          <w:rPr>
-            <w:lang w:val="es_ES" w:bidi="es_ES"/>
-          </w:rPr>
-          <w:rPr>
-            <w:color w:val="0000EE"/>
-            <w:u w:val="single"/>
-          </w:rPr>
-          <w:t>28:5–15</w:t>
-        </w:r>
-      </w:hyperlink>
+      <w:r>
+        <w:rPr>
+          <w:lang w:val="es_ES" w:bidi="es_ES"/>
+        </w:rPr>
+        <w:t>28:5–15</w:t>
+      </w:r>
       <w:r>
         <w:rPr>
           <w:lang w:val="es_ES" w:bidi="es_ES"/>
@@ -433,72 +409,48 @@
         </w:rPr>
         <w:t>La representación de los reyes de Judá por parte del cronista a veces difiere notablemente de las descripciones paralelas en el libro de los Reyes. Uzías aparece como una figura menor en Reyes (</w:t>
       </w:r>
-      <w:hyperlink r:id="rId17">
-        <w:r>
-          <w:rPr>
-            <w:lang w:val="es_ES" w:bidi="es_ES"/>
-          </w:rPr>
-          <w:rPr>
-            <w:color w:val="0000EE"/>
-            <w:u w:val="single"/>
-          </w:rPr>
-          <w:t>2 Re 15:1–7</w:t>
-        </w:r>
-      </w:hyperlink>
+      <w:r>
+        <w:rPr>
+          <w:lang w:val="es_ES" w:bidi="es_ES"/>
+        </w:rPr>
+        <w:t>2 Re 15:1–7</w:t>
+      </w:r>
       <w:r>
         <w:rPr>
           <w:lang w:val="es_ES" w:bidi="es_ES"/>
         </w:rPr>
         <w:t>), aunque fue un rey poderoso que gobernó durante más de cincuenta años. En Crónicas, Uzías es reconocido como un famoso reformador y constructor. Asimismo, aunque se dice poco sobre Jotam en Reyes (</w:t>
       </w:r>
-      <w:hyperlink r:id="rId18">
-        <w:r>
-          <w:rPr>
-            <w:lang w:val="es_ES" w:bidi="es_ES"/>
-          </w:rPr>
-          <w:rPr>
-            <w:color w:val="0000EE"/>
-            <w:u w:val="single"/>
-          </w:rPr>
-          <w:t>2 Re 15:32–38</w:t>
-        </w:r>
-      </w:hyperlink>
+      <w:r>
+        <w:rPr>
+          <w:lang w:val="es_ES" w:bidi="es_ES"/>
+        </w:rPr>
+        <w:t>2 Re 15:32–38</w:t>
+      </w:r>
       <w:r>
         <w:rPr>
           <w:lang w:val="es_ES" w:bidi="es_ES"/>
         </w:rPr>
         <w:t>), en Crónicas su obra se describe como extensa (</w:t>
       </w:r>
-      <w:hyperlink r:id="rId19">
-        <w:r>
-          <w:rPr>
-            <w:lang w:val="es_ES" w:bidi="es_ES"/>
-          </w:rPr>
-          <w:rPr>
-            <w:color w:val="0000EE"/>
-            <w:u w:val="single"/>
-          </w:rPr>
-          <w:t>2 Cro 27:3–4</w:t>
-        </w:r>
-      </w:hyperlink>
+      <w:r>
+        <w:rPr>
+          <w:lang w:val="es_ES" w:bidi="es_ES"/>
+        </w:rPr>
+        <w:t>2 Cro 27:3–4</w:t>
+      </w:r>
       <w:r>
         <w:rPr>
           <w:lang w:val="es_ES" w:bidi="es_ES"/>
         </w:rPr>
         <w:t>). El cronista también amplía nuestra comprensión sobre Ezequías (</w:t>
       </w:r>
-      <w:hyperlink r:id="rId20">
-        <w:r>
-          <w:rPr>
-            <w:lang w:val="es_ES" w:bidi="es_ES"/>
-          </w:rPr>
-          <w:rPr>
-            <w:color w:val="0000EE"/>
-            <w:u w:val="single"/>
-          </w:rPr>
-          <w:t>29:1–32:33</w:t>
-        </w:r>
-      </w:hyperlink>
+      <w:r>
+        <w:rPr>
+          <w:lang w:val="es_ES" w:bidi="es_ES"/>
+        </w:rPr>
+        <w:t>29:1–32:33</w:t>
+      </w:r>
       <w:r>
         <w:rPr>
           <w:lang w:val="es_ES" w:bidi="es_ES"/>
@@ -519,18 +471,12 @@
         </w:rPr>
         <w:t>Continuando con los reinados de Manasés y Amón (</w:t>
       </w:r>
-      <w:hyperlink r:id="rId21">
-        <w:r>
-          <w:rPr>
-            <w:lang w:val="es_ES" w:bidi="es_ES"/>
-          </w:rPr>
-          <w:rPr>
-            <w:color w:val="0000EE"/>
-            <w:u w:val="single"/>
-          </w:rPr>
-          <w:t>33:1–25</w:t>
-        </w:r>
-      </w:hyperlink>
+      <w:r>
+        <w:rPr>
+          <w:lang w:val="es_ES" w:bidi="es_ES"/>
+        </w:rPr>
+        <w:t>33:1–25</w:t>
+      </w:r>
       <w:r>
         <w:rPr>
           <w:lang w:val="es_ES" w:bidi="es_ES"/>
@@ -551,36 +497,24 @@
         </w:rPr>
         <w:t>El reinado de Josías (</w:t>
       </w:r>
-      <w:hyperlink r:id="rId22">
-        <w:r>
-          <w:rPr>
-            <w:lang w:val="es_ES" w:bidi="es_ES"/>
-          </w:rPr>
-          <w:rPr>
-            <w:color w:val="0000EE"/>
-            <w:u w:val="single"/>
-          </w:rPr>
-          <w:t>34:1–35:27</w:t>
-        </w:r>
-      </w:hyperlink>
+      <w:r>
+        <w:rPr>
+          <w:lang w:val="es_ES" w:bidi="es_ES"/>
+        </w:rPr>
+        <w:t>34:1–35:27</w:t>
+      </w:r>
       <w:r>
         <w:rPr>
           <w:lang w:val="es_ES" w:bidi="es_ES"/>
         </w:rPr>
         <w:t>) fue agradable a Dios. Sin embargo, cuando Josías murió en el 609 a.C., el fin de Judá pronto siguió. Cuatro años después, los babilonios comenzaron una serie de ataques (605–586 a.C.) que llevaron a la destrucción de Jerusalén y del templo, así como al exilio de la mayoría de la población a Babilonia (</w:t>
       </w:r>
-      <w:hyperlink r:id="rId23">
-        <w:r>
-          <w:rPr>
-            <w:lang w:val="es_ES" w:bidi="es_ES"/>
-          </w:rPr>
-          <w:rPr>
-            <w:color w:val="0000EE"/>
-            <w:u w:val="single"/>
-          </w:rPr>
-          <w:t>36:2–21</w:t>
-        </w:r>
-      </w:hyperlink>
+      <w:r>
+        <w:rPr>
+          <w:lang w:val="es_ES" w:bidi="es_ES"/>
+        </w:rPr>
+        <w:t>36:2–21</w:t>
+      </w:r>
       <w:r>
         <w:rPr>
           <w:lang w:val="es_ES" w:bidi="es_ES"/>
@@ -601,18 +535,12 @@
         </w:rPr>
         <w:t>La narración concluye con un destello de esperanza: la proclamación de Ciro en 538 a.C., que permitió a los judíos regresar a Judá y reconstruir Jerusalén (</w:t>
       </w:r>
-      <w:hyperlink r:id="rId24">
-        <w:r>
-          <w:rPr>
-            <w:lang w:val="es_ES" w:bidi="es_ES"/>
-          </w:rPr>
-          <w:rPr>
-            <w:color w:val="0000EE"/>
-            <w:u w:val="single"/>
-          </w:rPr>
-          <w:t>36:22–23</w:t>
-        </w:r>
-      </w:hyperlink>
+      <w:r>
+        <w:rPr>
+          <w:lang w:val="es_ES" w:bidi="es_ES"/>
+        </w:rPr>
+        <w:t>36:22–23</w:t>
+      </w:r>
       <w:r>
         <w:rPr>
           <w:lang w:val="es_ES" w:bidi="es_ES"/>
@@ -711,18 +639,12 @@
         </w:rPr>
         <w:t>Crónicas presenta el período de David y Salomón como un tiempo ideal en el que todo Israel se unió en adoración (</w:t>
       </w:r>
-      <w:hyperlink r:id="rId25">
-        <w:r>
-          <w:rPr>
-            <w:lang w:val="es_ES" w:bidi="es_ES"/>
-          </w:rPr>
-          <w:rPr>
-            <w:color w:val="0000EE"/>
-            <w:u w:val="single"/>
-          </w:rPr>
-          <w:t>7:8</w:t>
-        </w:r>
-      </w:hyperlink>
+      <w:r>
+        <w:rPr>
+          <w:lang w:val="es_ES" w:bidi="es_ES"/>
+        </w:rPr>
+        <w:t>7:8</w:t>
+      </w:r>
       <w:r>
         <w:rPr>
           <w:lang w:val="es_ES" w:bidi="es_ES"/>
@@ -743,72 +665,48 @@
         </w:rPr>
         <w:t>El cronista considera el reinado de Salomón comparable al de David, ya que Salomón llevó a cabo los planes de David para el templo y el culto allí (</w:t>
       </w:r>
-      <w:hyperlink r:id="rId26">
-        <w:r>
-          <w:rPr>
-            <w:lang w:val="es_ES" w:bidi="es_ES"/>
-          </w:rPr>
-          <w:rPr>
-            <w:color w:val="0000EE"/>
-            <w:u w:val="single"/>
-          </w:rPr>
-          <w:t>3:1,</w:t>
-        </w:r>
-      </w:hyperlink>
+      <w:r>
+        <w:rPr>
+          <w:lang w:val="es_ES" w:bidi="es_ES"/>
+        </w:rPr>
+        <w:t>3:1,</w:t>
+      </w:r>
       <w:r>
         <w:rPr>
           <w:lang w:val="es_ES" w:bidi="es_ES"/>
         </w:rPr>
         <w:t xml:space="preserve"> </w:t>
       </w:r>
-      <w:hyperlink r:id="rId27">
-        <w:r>
-          <w:rPr>
-            <w:lang w:val="es_ES" w:bidi="es_ES"/>
-          </w:rPr>
-          <w:rPr>
-            <w:color w:val="0000EE"/>
-            <w:u w:val="single"/>
-          </w:rPr>
-          <w:t>5:1,</w:t>
-        </w:r>
-      </w:hyperlink>
+      <w:r>
+        <w:rPr>
+          <w:lang w:val="es_ES" w:bidi="es_ES"/>
+        </w:rPr>
+        <w:t>5:1,</w:t>
+      </w:r>
       <w:r>
         <w:rPr>
           <w:lang w:val="es_ES" w:bidi="es_ES"/>
         </w:rPr>
         <w:t xml:space="preserve"> </w:t>
       </w:r>
-      <w:hyperlink r:id="rId28">
-        <w:r>
-          <w:rPr>
-            <w:lang w:val="es_ES" w:bidi="es_ES"/>
-          </w:rPr>
-          <w:rPr>
-            <w:color w:val="0000EE"/>
-            <w:u w:val="single"/>
-          </w:rPr>
-          <w:t>7:1</w:t>
-        </w:r>
-      </w:hyperlink>
+      <w:r>
+        <w:rPr>
+          <w:lang w:val="es_ES" w:bidi="es_ES"/>
+        </w:rPr>
+        <w:t>7:1</w:t>
+      </w:r>
       <w:r>
         <w:rPr>
           <w:lang w:val="es_ES" w:bidi="es_ES"/>
         </w:rPr>
         <w:t>). En Crónicas, David nombra a Salomón al trono en un anuncio público, y Salomón disfruta de la bendición divina y del apoyo total del pueblo. El cronista no menciona el intento de golpe de Adonías ni los pecados de Salomón, y atribuye la culpa de la división a Jeroboam (</w:t>
       </w:r>
-      <w:hyperlink r:id="rId29">
-        <w:r>
-          <w:rPr>
-            <w:lang w:val="es_ES" w:bidi="es_ES"/>
-          </w:rPr>
-          <w:rPr>
-            <w:color w:val="0000EE"/>
-            <w:u w:val="single"/>
-          </w:rPr>
-          <w:t>13:6–7</w:t>
-        </w:r>
-      </w:hyperlink>
+      <w:r>
+        <w:rPr>
+          <w:lang w:val="es_ES" w:bidi="es_ES"/>
+        </w:rPr>
+        <w:t>13:6–7</w:t>
+      </w:r>
       <w:r>
         <w:rPr>
           <w:lang w:val="es_ES" w:bidi="es_ES"/>
@@ -843,90 +741,60 @@
         </w:rPr>
         <w:t>El cronista también presenta eventos durante el reinado de Ezequías como una solución al problema de la monarquía dividida. Anteriormente, el reino de Judá bajo Acaz había caído al mismo nivel de desobediencia que la del reino de Israel (</w:t>
       </w:r>
-      <w:hyperlink r:id="rId30">
-        <w:r>
-          <w:rPr>
-            <w:lang w:val="es_ES" w:bidi="es_ES"/>
-          </w:rPr>
-          <w:rPr>
-            <w:color w:val="0000EE"/>
-            <w:u w:val="single"/>
-          </w:rPr>
-          <w:t>28:2</w:t>
-        </w:r>
-      </w:hyperlink>
+      <w:r>
+        <w:rPr>
+          <w:lang w:val="es_ES" w:bidi="es_ES"/>
+        </w:rPr>
+        <w:t>28:2</w:t>
+      </w:r>
       <w:r>
         <w:rPr>
           <w:lang w:val="es_ES" w:bidi="es_ES"/>
         </w:rPr>
         <w:t>,</w:t>
       </w:r>
-      <w:hyperlink r:id="rId31">
-        <w:r>
-          <w:rPr>
-            <w:lang w:val="es_ES" w:bidi="es_ES"/>
-          </w:rPr>
-          <w:rPr>
-            <w:color w:val="0000EE"/>
-            <w:u w:val="single"/>
-          </w:rPr>
-          <w:t>6</w:t>
-        </w:r>
-      </w:hyperlink>
+      <w:r>
+        <w:rPr>
+          <w:lang w:val="es_ES" w:bidi="es_ES"/>
+        </w:rPr>
+        <w:t>6</w:t>
+      </w:r>
       <w:r>
         <w:rPr>
           <w:lang w:val="es_ES" w:bidi="es_ES"/>
         </w:rPr>
         <w:t>), mientras que los líderes de Israel confesaron sus pecados (</w:t>
       </w:r>
-      <w:hyperlink r:id="rId32">
-        <w:r>
-          <w:rPr>
-            <w:lang w:val="es_ES" w:bidi="es_ES"/>
-          </w:rPr>
-          <w:rPr>
-            <w:color w:val="0000EE"/>
-            <w:u w:val="single"/>
-          </w:rPr>
-          <w:t>28:13</w:t>
-        </w:r>
-      </w:hyperlink>
+      <w:r>
+        <w:rPr>
+          <w:lang w:val="es_ES" w:bidi="es_ES"/>
+        </w:rPr>
+        <w:t>28:13</w:t>
+      </w:r>
       <w:r>
         <w:rPr>
           <w:lang w:val="es_ES" w:bidi="es_ES"/>
         </w:rPr>
         <w:t>), mostrando su disposición para la restauración. El cronista luego introduce a Ezequías, caracterizándolo distintivamente como un segundo Salomón. Ezequías invitó al norte a unirse en la primera pascua de su reinado, y muchos respondieron (</w:t>
       </w:r>
-      <w:hyperlink r:id="rId33">
-        <w:r>
-          <w:rPr>
-            <w:lang w:val="es_ES" w:bidi="es_ES"/>
-          </w:rPr>
-          <w:rPr>
-            <w:color w:val="0000EE"/>
-            <w:u w:val="single"/>
-          </w:rPr>
-          <w:t>30:11</w:t>
-        </w:r>
-      </w:hyperlink>
+      <w:r>
+        <w:rPr>
+          <w:lang w:val="es_ES" w:bidi="es_ES"/>
+        </w:rPr>
+        <w:t>30:11</w:t>
+      </w:r>
       <w:r>
         <w:rPr>
           <w:lang w:val="es_ES" w:bidi="es_ES"/>
         </w:rPr>
         <w:t>); una celebración similar no se había realizado desde la época de Salomón (</w:t>
       </w:r>
-      <w:hyperlink r:id="rId34">
-        <w:r>
-          <w:rPr>
-            <w:lang w:val="es_ES" w:bidi="es_ES"/>
-          </w:rPr>
-          <w:rPr>
-            <w:color w:val="0000EE"/>
-            <w:u w:val="single"/>
-          </w:rPr>
-          <w:t>30:26</w:t>
-        </w:r>
-      </w:hyperlink>
+      <w:r>
+        <w:rPr>
+          <w:lang w:val="es_ES" w:bidi="es_ES"/>
+        </w:rPr>
+        <w:t>30:26</w:t>
+      </w:r>
       <w:r>
         <w:rPr>
           <w:lang w:val="es_ES" w:bidi="es_ES"/>
